--- a/03_Outputs/final scripts/fr/Module 7/7.4.0-fr.docx
+++ b/03_Outputs/final scripts/fr/Module 7/7.4.0-fr.docx
@@ -19,7 +19,7 @@
     </w:p>
     <w:p>
       <w:r>
-        <w:t xml:space="preserve">Ces avancées s'accompagnent de défis importants. Sans un accès équitable et une réglementation solide, les fractures numériques pourraient s'aggraver. L'interopérabilité est également essentielle. Des taxonomies partagées, des systèmes de métadonnées et des interfaces de programmation ouvertes réduisent la fragmentation et permettent aux gouvernements, aux startups et à l'industrie de collaborer efficacement. Des initiatives telles que le Système d'échange de données Machine-to-Machine montrent comment ces cadres peuvent fonctionner en pratique.  </w:t>
+        <w:t xml:space="preserve">Ces avancées s'accompagnent de défis importants. Sans un accès équitable et une réglementation solide, les fractures numériques pourraient s'aggraver. L'interopérabilité est également essentielle. Des taxonomies partagées, des systèmes de métadonnées et des interfaces de programmation ouvertes réduisent la fragmentation et permettent une collaboration efficace entre gouvernements, startups et industries. Des initiatives telles que le Système d’échange de données Machine-to-Machine illustrent comment ces cadres peuvent fonctionner en pratique.  </w:t>
       </w:r>
     </w:p>
     <w:p>
